--- a/PUBLISHED/biol-1/ALL_FILES/module-01-study-of-life-keys-to-success.docx
+++ b/PUBLISHED/biol-1/ALL_FILES/module-01-study-of-life-keys-to-success.docx
@@ -3,11 +3,17 @@
 <w:document xmlns:wpc="http://schemas.microsoft.com/office/word/2010/wordprocessingCanvas" xmlns:mo="http://schemas.microsoft.com/office/mac/office/2008/main" xmlns:mc="http://schemas.openxmlformats.org/markup-compatibility/2006" xmlns:mv="urn:schemas-microsoft-com:mac:vml" xmlns:o="urn:schemas-microsoft-com:office:office" xmlns:r="http://schemas.openxmlformats.org/officeDocument/2006/relationships" xmlns:m="http://schemas.openxmlformats.org/officeDocument/2006/math" xmlns:v="urn:schemas-microsoft-com:vml" xmlns:wp14="http://schemas.microsoft.com/office/word/2010/wordprocessingDrawing" xmlns:wp="http://schemas.openxmlformats.org/drawingml/2006/wordprocessingDrawing" xmlns:w10="urn:schemas-microsoft-com:office:word" xmlns:w="http://schemas.openxmlformats.org/wordprocessingml/2006/main" xmlns:w14="http://schemas.microsoft.com/office/word/2010/wordml" xmlns:wpg="http://schemas.microsoft.com/office/word/2010/wordprocessingGroup" xmlns:wpi="http://schemas.microsoft.com/office/word/2010/wordprocessingInk" xmlns:wne="http://schemas.microsoft.com/office/word/2006/wordml" xmlns:wps="http://schemas.microsoft.com/office/word/2010/wordprocessingShape" mc:Ignorable="w14 wp14">
   <w:body>
     <w:p>
+      <w:pPr>
+        <w:pStyle w:val="Heading1"/>
+      </w:pPr>
       <w:r>
         <w:t>Module 1: Biology — The Study of Life — Keys to Success</w:t>
       </w:r>
     </w:p>
     <w:p>
+      <w:pPr>
+        <w:pStyle w:val="Heading2"/>
+      </w:pPr>
       <w:r>
         <w:t>Learning Objectives</w:t>
       </w:r>
@@ -19,12 +25,326 @@
     </w:p>
     <w:p>
       <w:r>
-        <w:t>List the seven characteristics of life  Describe the levels of biological organization  Use the taxonomic classification system  Apply the scientific method  Define homeostasis and explain its importance  Distinguish between autotrophs and heterotrophs  Compare the three domains of life   Key Terms to Know</w:t>
+        <w:t xml:space="preserve">1. </w:t>
+      </w:r>
+      <w:r>
+        <w:t>List the seven characteristics of life</w:t>
       </w:r>
     </w:p>
     <w:p>
       <w:r>
-        <w:t>Biology — The study of life  Cell — The basic unit of life  Homeostasis — Maintaining internal balance  Metabolism — All chemical reactions in an organism  Taxonomy — The science of classifying organisms  Binomial Nomenclature — Two-name scientific naming system (Genus species)  Hypothesis — Testable explanation for an observation  Theory — Well-supported explanation based on repeated testing  Scientific Law — Description of a consistent pattern in nature  Independent Variable — What the experimenter changes  Dependent Variable — What is measured in response  Control Group — The group not receiving treatment  Autotroph — Makes its own food (producers)  Heterotroph — Consumes other organisms (consumers)   Study Tips</w:t>
+        <w:t xml:space="preserve">2. </w:t>
+      </w:r>
+      <w:r>
+        <w:t>Describe the levels of biological organization</w:t>
+      </w:r>
+    </w:p>
+    <w:p>
+      <w:r>
+        <w:t xml:space="preserve">3. </w:t>
+      </w:r>
+      <w:r>
+        <w:t>Use the taxonomic classification system</w:t>
+      </w:r>
+    </w:p>
+    <w:p>
+      <w:r>
+        <w:t xml:space="preserve">4. </w:t>
+      </w:r>
+      <w:r>
+        <w:t>Apply the scientific method</w:t>
+      </w:r>
+    </w:p>
+    <w:p>
+      <w:r>
+        <w:t xml:space="preserve">5. </w:t>
+      </w:r>
+      <w:r>
+        <w:t>Define homeostasis and explain its importance</w:t>
+      </w:r>
+    </w:p>
+    <w:p>
+      <w:r>
+        <w:t xml:space="preserve">6. </w:t>
+      </w:r>
+      <w:r>
+        <w:t>Distinguish between autotrophs and heterotrophs</w:t>
+      </w:r>
+    </w:p>
+    <w:p>
+      <w:r>
+        <w:t xml:space="preserve">7. </w:t>
+      </w:r>
+      <w:r>
+        <w:t>Compare the three domains of life</w:t>
+      </w:r>
+    </w:p>
+    <w:p>
+      <w:pPr>
+        <w:pStyle w:val="Heading2"/>
+      </w:pPr>
+      <w:r>
+        <w:t>Key Terms to Know</w:t>
+      </w:r>
+    </w:p>
+    <w:p>
+      <w:r>
+        <w:t xml:space="preserve">• </w:t>
+      </w:r>
+      <w:r>
+        <w:rPr>
+          <w:b/>
+        </w:rPr>
+        <w:t>Biology</w:t>
+      </w:r>
+      <w:r>
+        <w:t xml:space="preserve"> — The study of life</w:t>
+      </w:r>
+    </w:p>
+    <w:p>
+      <w:r>
+        <w:t xml:space="preserve">• </w:t>
+      </w:r>
+      <w:r>
+        <w:rPr>
+          <w:b/>
+        </w:rPr>
+        <w:t>Cell</w:t>
+      </w:r>
+      <w:r>
+        <w:t xml:space="preserve"> — The basic unit of life</w:t>
+      </w:r>
+    </w:p>
+    <w:p>
+      <w:r>
+        <w:t xml:space="preserve">• </w:t>
+      </w:r>
+      <w:r>
+        <w:rPr>
+          <w:b/>
+        </w:rPr>
+        <w:t>Homeostasis</w:t>
+      </w:r>
+      <w:r>
+        <w:t xml:space="preserve"> — Maintaining internal balance</w:t>
+      </w:r>
+    </w:p>
+    <w:p>
+      <w:r>
+        <w:t xml:space="preserve">• </w:t>
+      </w:r>
+      <w:r>
+        <w:rPr>
+          <w:b/>
+        </w:rPr>
+        <w:t>Metabolism</w:t>
+      </w:r>
+      <w:r>
+        <w:t xml:space="preserve"> — All chemical reactions in an organism</w:t>
+      </w:r>
+    </w:p>
+    <w:p>
+      <w:r>
+        <w:t xml:space="preserve">• </w:t>
+      </w:r>
+      <w:r>
+        <w:rPr>
+          <w:b/>
+        </w:rPr>
+        <w:t>Taxonomy</w:t>
+      </w:r>
+      <w:r>
+        <w:t xml:space="preserve"> — The science of classifying organisms</w:t>
+      </w:r>
+    </w:p>
+    <w:p>
+      <w:r>
+        <w:t xml:space="preserve">• </w:t>
+      </w:r>
+      <w:r>
+        <w:rPr>
+          <w:b/>
+        </w:rPr>
+        <w:t>Binomial Nomenclature</w:t>
+      </w:r>
+      <w:r>
+        <w:t xml:space="preserve"> — Two-name scientific naming system (Genus species)</w:t>
+      </w:r>
+    </w:p>
+    <w:p>
+      <w:r>
+        <w:t xml:space="preserve">• </w:t>
+      </w:r>
+      <w:r>
+        <w:rPr>
+          <w:b/>
+        </w:rPr>
+        <w:t>Hypothesis</w:t>
+      </w:r>
+      <w:r>
+        <w:t xml:space="preserve"> — Testable explanation for an observation</w:t>
+      </w:r>
+    </w:p>
+    <w:p>
+      <w:r>
+        <w:t xml:space="preserve">• </w:t>
+      </w:r>
+      <w:r>
+        <w:rPr>
+          <w:b/>
+        </w:rPr>
+        <w:t>Theory</w:t>
+      </w:r>
+      <w:r>
+        <w:t xml:space="preserve"> — Well-supported explanation based on repeated testing</w:t>
+      </w:r>
+    </w:p>
+    <w:p>
+      <w:r>
+        <w:t xml:space="preserve">• </w:t>
+      </w:r>
+      <w:r>
+        <w:rPr>
+          <w:b/>
+        </w:rPr>
+        <w:t>Scientific Law</w:t>
+      </w:r>
+      <w:r>
+        <w:t xml:space="preserve"> — Description of a consistent pattern in nature</w:t>
+      </w:r>
+    </w:p>
+    <w:p>
+      <w:r>
+        <w:t xml:space="preserve">• </w:t>
+      </w:r>
+      <w:r>
+        <w:rPr>
+          <w:b/>
+        </w:rPr>
+        <w:t>Independent Variable</w:t>
+      </w:r>
+      <w:r>
+        <w:t xml:space="preserve"> — What the experimenter changes</w:t>
+      </w:r>
+    </w:p>
+    <w:p>
+      <w:r>
+        <w:t xml:space="preserve">• </w:t>
+      </w:r>
+      <w:r>
+        <w:rPr>
+          <w:b/>
+        </w:rPr>
+        <w:t>Dependent Variable</w:t>
+      </w:r>
+      <w:r>
+        <w:t xml:space="preserve"> — What is measured in response</w:t>
+      </w:r>
+    </w:p>
+    <w:p>
+      <w:r>
+        <w:t xml:space="preserve">• </w:t>
+      </w:r>
+      <w:r>
+        <w:rPr>
+          <w:b/>
+        </w:rPr>
+        <w:t>Control Group</w:t>
+      </w:r>
+      <w:r>
+        <w:t xml:space="preserve"> — The group not receiving treatment</w:t>
+      </w:r>
+    </w:p>
+    <w:p>
+      <w:r>
+        <w:t xml:space="preserve">• </w:t>
+      </w:r>
+      <w:r>
+        <w:rPr>
+          <w:b/>
+        </w:rPr>
+        <w:t>Autotroph</w:t>
+      </w:r>
+      <w:r>
+        <w:t xml:space="preserve"> — Makes its own food (producers)</w:t>
+      </w:r>
+    </w:p>
+    <w:p>
+      <w:r>
+        <w:t xml:space="preserve">• </w:t>
+      </w:r>
+      <w:r>
+        <w:rPr>
+          <w:b/>
+        </w:rPr>
+        <w:t>Heterotroph</w:t>
+      </w:r>
+      <w:r>
+        <w:t xml:space="preserve"> — Consumes other organisms (consumers)</w:t>
+      </w:r>
+    </w:p>
+    <w:p>
+      <w:pPr>
+        <w:pStyle w:val="Heading2"/>
+      </w:pPr>
+      <w:r>
+        <w:t>Study Tips</w:t>
+      </w:r>
+    </w:p>
+    <w:p>
+      <w:r>
+        <w:t xml:space="preserve">1. </w:t>
+      </w:r>
+      <w:r>
+        <w:rPr>
+          <w:b/>
+        </w:rPr>
+        <w:t>Memorize the levels of organization</w:t>
+      </w:r>
+      <w:r>
+        <w:t xml:space="preserve"> — Atom, molecule, organelle, cell, tissue, organ, organ system, organism, population, community, ecosystem, biosphere</w:t>
+      </w:r>
+    </w:p>
+    <w:p>
+      <w:r>
+        <w:t xml:space="preserve">2. </w:t>
+      </w:r>
+      <w:r>
+        <w:rPr>
+          <w:b/>
+        </w:rPr>
+        <w:t>Use a mnemonic for taxonomy</w:t>
+      </w:r>
+      <w:r>
+        <w:t xml:space="preserve"> — Dear King Philip Came Over For Good Soup (Domain, Kingdom, Phylum, Class, Order, Family, Genus, Species)</w:t>
+      </w:r>
+    </w:p>
+    <w:p>
+      <w:r>
+        <w:t xml:space="preserve">3. </w:t>
+      </w:r>
+      <w:r>
+        <w:rPr>
+          <w:b/>
+        </w:rPr>
+        <w:t>Practice designing experiments</w:t>
+      </w:r>
+      <w:r>
+        <w:t xml:space="preserve"> — Identify variables and controls</w:t>
+      </w:r>
+    </w:p>
+    <w:p>
+      <w:r>
+        <w:t xml:space="preserve">4. </w:t>
+      </w:r>
+      <w:r>
+        <w:rPr>
+          <w:b/>
+        </w:rPr>
+        <w:t>Know the characteristics of life</w:t>
+      </w:r>
+      <w:r>
+        <w:t xml:space="preserve"> — Growth, reproduction, response to stimuli, energy use, homeostasis, cells, adaptation</w:t>
       </w:r>
     </w:p>
     <w:sectPr>

--- a/PUBLISHED/biol-1/ALL_FILES/module-01-study-of-life-keys-to-success.docx
+++ b/PUBLISHED/biol-1/ALL_FILES/module-01-study-of-life-keys-to-success.docx
@@ -7,7 +7,7 @@
         <w:pStyle w:val="Heading1"/>
       </w:pPr>
       <w:r>
-        <w:t>Module 1: Biology — The Study of Life — Keys to Success</w:t>
+        <w:t>Module 1: Biology - The Study of Life - Keys to Success</w:t>
       </w:r>
     </w:p>
     <w:p>
@@ -28,7 +28,7 @@
         <w:t xml:space="preserve">1. </w:t>
       </w:r>
       <w:r>
-        <w:t>List the seven characteristics of life</w:t>
+        <w:t>Distinguish living systems from nonliving examples using multiple characteristics.</w:t>
       </w:r>
     </w:p>
     <w:p>
@@ -36,7 +36,7 @@
         <w:t xml:space="preserve">2. </w:t>
       </w:r>
       <w:r>
-        <w:t>Describe the levels of biological organization</w:t>
+        <w:t>Separate hypotheses, predictions, observations, and conclusions in a scientific test.</w:t>
       </w:r>
     </w:p>
     <w:p>
@@ -44,7 +44,7 @@
         <w:t xml:space="preserve">3. </w:t>
       </w:r>
       <w:r>
-        <w:t>Use the taxonomic classification system</w:t>
+        <w:t>Place biological examples at the correct scale of organization.</w:t>
       </w:r>
     </w:p>
     <w:p>
@@ -52,7 +52,7 @@
         <w:t xml:space="preserve">4. </w:t>
       </w:r>
       <w:r>
-        <w:t>Apply the scientific method</w:t>
+        <w:t>Identify variables and evidence in a simple investigation.</w:t>
       </w:r>
     </w:p>
     <w:p>
@@ -60,23 +60,55 @@
         <w:t xml:space="preserve">5. </w:t>
       </w:r>
       <w:r>
-        <w:t>Define homeostasis and explain its importance</w:t>
+        <w:t>Revise a biological explanation when new evidence appears.</w:t>
+      </w:r>
+    </w:p>
+    <w:p>
+      <w:pPr>
+        <w:pStyle w:val="Heading2"/>
+      </w:pPr>
+      <w:r>
+        <w:t>Topics</w:t>
       </w:r>
     </w:p>
     <w:p>
       <w:r>
-        <w:t xml:space="preserve">6. </w:t>
+        <w:t xml:space="preserve">• </w:t>
       </w:r>
       <w:r>
-        <w:t>Distinguish between autotrophs and heterotrophs</w:t>
+        <w:t>What counts as life</w:t>
       </w:r>
     </w:p>
     <w:p>
       <w:r>
-        <w:t xml:space="preserve">7. </w:t>
+        <w:t xml:space="preserve">• </w:t>
       </w:r>
       <w:r>
-        <w:t>Compare the three domains of life</w:t>
+        <w:t>Science as a way of testing</w:t>
+      </w:r>
+    </w:p>
+    <w:p>
+      <w:r>
+        <w:t xml:space="preserve">• </w:t>
+      </w:r>
+      <w:r>
+        <w:t>Organization from cells to ecosystems</w:t>
+      </w:r>
+    </w:p>
+    <w:p>
+      <w:r>
+        <w:t xml:space="preserve">• </w:t>
+      </w:r>
+      <w:r>
+        <w:t>Evidence, variables, and measurement</w:t>
+      </w:r>
+    </w:p>
+    <w:p>
+      <w:r>
+        <w:t xml:space="preserve">• </w:t>
+      </w:r>
+      <w:r>
+        <w:t>How biological explanations improve</w:t>
       </w:r>
     </w:p>
     <w:p>
@@ -95,24 +127,10 @@
         <w:rPr>
           <w:b/>
         </w:rPr>
-        <w:t>Biology</w:t>
-      </w:r>
-      <w:r>
-        <w:t xml:space="preserve"> — The study of life</w:t>
-      </w:r>
-    </w:p>
-    <w:p>
-      <w:r>
-        <w:t xml:space="preserve">• </w:t>
-      </w:r>
-      <w:r>
-        <w:rPr>
-          <w:b/>
-        </w:rPr>
         <w:t>Cell</w:t>
       </w:r>
       <w:r>
-        <w:t xml:space="preserve"> — The basic unit of life</w:t>
+        <w:t xml:space="preserve"> - Basic unit of life bounded by a membrane.</w:t>
       </w:r>
     </w:p>
     <w:p>
@@ -126,7 +144,7 @@
         <w:t>Homeostasis</w:t>
       </w:r>
       <w:r>
-        <w:t xml:space="preserve"> — Maintaining internal balance</w:t>
+        <w:t xml:space="preserve"> - Regulation that keeps internal conditions within a workable range.</w:t>
       </w:r>
     </w:p>
     <w:p>
@@ -140,35 +158,7 @@
         <w:t>Metabolism</w:t>
       </w:r>
       <w:r>
-        <w:t xml:space="preserve"> — All chemical reactions in an organism</w:t>
-      </w:r>
-    </w:p>
-    <w:p>
-      <w:r>
-        <w:t xml:space="preserve">• </w:t>
-      </w:r>
-      <w:r>
-        <w:rPr>
-          <w:b/>
-        </w:rPr>
-        <w:t>Taxonomy</w:t>
-      </w:r>
-      <w:r>
-        <w:t xml:space="preserve"> — The science of classifying organisms</w:t>
-      </w:r>
-    </w:p>
-    <w:p>
-      <w:r>
-        <w:t xml:space="preserve">• </w:t>
-      </w:r>
-      <w:r>
-        <w:rPr>
-          <w:b/>
-        </w:rPr>
-        <w:t>Binomial Nomenclature</w:t>
-      </w:r>
-      <w:r>
-        <w:t xml:space="preserve"> — Two-name scientific naming system (Genus species)</w:t>
+        <w:t xml:space="preserve"> - All chemical reactions that move matter and energy through life.</w:t>
       </w:r>
     </w:p>
     <w:p>
@@ -182,7 +172,35 @@
         <w:t>Hypothesis</w:t>
       </w:r>
       <w:r>
-        <w:t xml:space="preserve"> — Testable explanation for an observation</w:t>
+        <w:t xml:space="preserve"> - Testable explanation for an observed pattern.</w:t>
+      </w:r>
+    </w:p>
+    <w:p>
+      <w:r>
+        <w:t xml:space="preserve">• </w:t>
+      </w:r>
+      <w:r>
+        <w:rPr>
+          <w:b/>
+        </w:rPr>
+        <w:t>Variable</w:t>
+      </w:r>
+      <w:r>
+        <w:t xml:space="preserve"> - Factor that can change in an investigation.</w:t>
+      </w:r>
+    </w:p>
+    <w:p>
+      <w:r>
+        <w:t xml:space="preserve">• </w:t>
+      </w:r>
+      <w:r>
+        <w:rPr>
+          <w:b/>
+        </w:rPr>
+        <w:t>Evidence</w:t>
+      </w:r>
+      <w:r>
+        <w:t xml:space="preserve"> - Observation or measurement used to support or challenge a claim.</w:t>
       </w:r>
     </w:p>
     <w:p>
@@ -196,7 +214,7 @@
         <w:t>Theory</w:t>
       </w:r>
       <w:r>
-        <w:t xml:space="preserve"> — Well-supported explanation based on repeated testing</w:t>
+        <w:t xml:space="preserve"> - Broad explanation supported by many lines of evidence.</w:t>
       </w:r>
     </w:p>
     <w:p>
@@ -207,80 +225,58 @@
         <w:rPr>
           <w:b/>
         </w:rPr>
-        <w:t>Scientific Law</w:t>
+        <w:t>Evolution</w:t>
       </w:r>
       <w:r>
-        <w:t xml:space="preserve"> — Description of a consistent pattern in nature</w:t>
+        <w:t xml:space="preserve"> - Change in heritable traits of populations across generations.</w:t>
+      </w:r>
+    </w:p>
+    <w:p>
+      <w:pPr>
+        <w:pStyle w:val="Heading2"/>
+      </w:pPr>
+      <w:r>
+        <w:t>Core Contents</w:t>
       </w:r>
     </w:p>
     <w:p>
       <w:r>
-        <w:t xml:space="preserve">• </w:t>
+        <w:t xml:space="preserve">1. </w:t>
       </w:r>
       <w:r>
-        <w:rPr>
-          <w:b/>
-        </w:rPr>
-        <w:t>Independent Variable</w:t>
-      </w:r>
-      <w:r>
-        <w:t xml:space="preserve"> — What the experimenter changes</w:t>
+        <w:t>Life is recognized by shared properties: cells, energy use, response, reproduction, regulation, and evolution.</w:t>
       </w:r>
     </w:p>
     <w:p>
       <w:r>
-        <w:t xml:space="preserve">• </w:t>
+        <w:t xml:space="preserve">2. </w:t>
       </w:r>
       <w:r>
-        <w:rPr>
-          <w:b/>
-        </w:rPr>
-        <w:t>Dependent Variable</w:t>
-      </w:r>
-      <w:r>
-        <w:t xml:space="preserve"> — What is measured in response</w:t>
+        <w:t>Scientific claims are tested with observations, comparisons, variables, and repeatable reasoning.</w:t>
       </w:r>
     </w:p>
     <w:p>
       <w:r>
-        <w:t xml:space="preserve">• </w:t>
+        <w:t xml:space="preserve">3. </w:t>
       </w:r>
       <w:r>
-        <w:rPr>
-          <w:b/>
-        </w:rPr>
-        <w:t>Control Group</w:t>
-      </w:r>
-      <w:r>
-        <w:t xml:space="preserve"> — The group not receiving treatment</w:t>
+        <w:t>Biological systems are organized across scales from molecules to biosphere.</w:t>
       </w:r>
     </w:p>
     <w:p>
       <w:r>
-        <w:t xml:space="preserve">• </w:t>
+        <w:t xml:space="preserve">4. </w:t>
       </w:r>
       <w:r>
-        <w:rPr>
-          <w:b/>
-        </w:rPr>
-        <w:t>Autotroph</w:t>
-      </w:r>
-      <w:r>
-        <w:t xml:space="preserve"> — Makes its own food (producers)</w:t>
+        <w:t>Data become useful when measurements are tied to a clear question and source of error.</w:t>
       </w:r>
     </w:p>
     <w:p>
       <w:r>
-        <w:t xml:space="preserve">• </w:t>
+        <w:t xml:space="preserve">5. </w:t>
       </w:r>
       <w:r>
-        <w:rPr>
-          <w:b/>
-        </w:rPr>
-        <w:t>Heterotroph</w:t>
-      </w:r>
-      <w:r>
-        <w:t xml:space="preserve"> — Consumes other organisms (consumers)</w:t>
+        <w:t>Strong explanations connect evidence to a claim and stay open to revision.</w:t>
       </w:r>
     </w:p>
     <w:p>
@@ -296,13 +292,7 @@
         <w:t xml:space="preserve">1. </w:t>
       </w:r>
       <w:r>
-        <w:rPr>
-          <w:b/>
-        </w:rPr>
-        <w:t>Memorize the levels of organization</w:t>
-      </w:r>
-      <w:r>
-        <w:t xml:space="preserve"> — Atom, molecule, organelle, cell, tissue, organ, organ system, organism, population, community, ecosystem, biosphere</w:t>
+        <w:t>Start with the module's central claim before memorizing vocabulary.</w:t>
       </w:r>
     </w:p>
     <w:p>
@@ -310,13 +300,7 @@
         <w:t xml:space="preserve">2. </w:t>
       </w:r>
       <w:r>
-        <w:rPr>
-          <w:b/>
-        </w:rPr>
-        <w:t>Use a mnemonic for taxonomy</w:t>
-      </w:r>
-      <w:r>
-        <w:t xml:space="preserve"> — Dear King Philip Came Over For Good Soup (Domain, Kingdom, Phylum, Class, Order, Family, Genus, Species)</w:t>
+        <w:t>Use the same-numbered lab as the evidence check for the module.</w:t>
       </w:r>
     </w:p>
     <w:p>
@@ -324,13 +308,7 @@
         <w:t xml:space="preserve">3. </w:t>
       </w:r>
       <w:r>
-        <w:rPr>
-          <w:b/>
-        </w:rPr>
-        <w:t>Practice designing experiments</w:t>
-      </w:r>
-      <w:r>
-        <w:t xml:space="preserve"> — Identify variables and controls</w:t>
+        <w:t>Explain one mechanism in words, then redraw it as a simple diagram.</w:t>
       </w:r>
     </w:p>
     <w:p>
@@ -338,13 +316,58 @@
         <w:t xml:space="preserve">4. </w:t>
       </w:r>
       <w:r>
-        <w:rPr>
-          <w:b/>
-        </w:rPr>
-        <w:t>Know the characteristics of life</w:t>
+        <w:t>Answer retrieval questions without notes, then revise with the terms list.</w:t>
+      </w:r>
+    </w:p>
+    <w:p>
+      <w:pPr>
+        <w:pStyle w:val="Heading2"/>
+      </w:pPr>
+      <w:r>
+        <w:t>Connected Lab</w:t>
+      </w:r>
+    </w:p>
+    <w:p>
+      <w:r>
+        <w:t xml:space="preserve">• </w:t>
       </w:r>
       <w:r>
-        <w:t xml:space="preserve"> — Growth, reproduction, response to stimuli, energy use, homeostasis, cells, adaptation</w:t>
+        <w:rPr>
+          <w:rFonts w:ascii="Courier New" w:hAnsi="Courier New"/>
+        </w:rPr>
+        <w:t>lab-01_measurement-methods.md</w:t>
+      </w:r>
+    </w:p>
+    <w:p>
+      <w:pPr>
+        <w:pStyle w:val="Heading2"/>
+      </w:pPr>
+      <w:r>
+        <w:t>Generated Visuals</w:t>
+      </w:r>
+    </w:p>
+    <w:p>
+      <w:r>
+        <w:t xml:space="preserve">• </w:t>
+      </w:r>
+      <w:r>
+        <w:t>Module 01: Biology - The Study of Life Concept Map</w:t>
+      </w:r>
+    </w:p>
+    <w:p>
+      <w:r>
+        <w:t xml:space="preserve">• </w:t>
+      </w:r>
+      <w:r>
+        <w:t>Module 01: Biology - The Study of Life Process Model</w:t>
+      </w:r>
+    </w:p>
+    <w:p>
+      <w:r>
+        <w:t xml:space="preserve">• </w:t>
+      </w:r>
+      <w:r>
+        <w:t>Module 01: Biology - The Study of Life Retrieval Card</w:t>
       </w:r>
     </w:p>
     <w:sectPr>
